--- a/template/Tassure_Proposal_EN.docx
+++ b/template/Tassure_Proposal_EN.docx
@@ -4479,117 +4479,6 @@
                 <w:szCs w:val="20"/>
               </w:rPr>
               <w:t>700.00/year</w:t>
-            </w:r>
-          </w:p>
-        </w:tc>
-      </w:tr>
-      <w:tr>
-        <w:trPr>
-          <w:trHeight w:val="227"/>
-        </w:trPr>
-        <w:tc>
-          <w:tcPr>
-            <w:tcW w:w="530" w:type="dxa"/>
-            <w:vMerge w:val="restart"/>
-            <w:vAlign w:val="center"/>
-          </w:tcPr>
-          <w:p>
-            <w:pPr>
-              <w:jc w:val="center"/>
-              <w:rPr>
-                <w:rFonts w:eastAsiaTheme="minorEastAsia"/>
-                <w:sz w:val="20"/>
-                <w:szCs w:val="20"/>
-                <w:lang w:eastAsia="zh-CN"/>
-              </w:rPr>
-            </w:pPr>
-            <w:r>
-              <w:rPr>
-                <w:rFonts w:eastAsiaTheme="minorEastAsia" w:hint="eastAsia"/>
-                <w:sz w:val="20"/>
-                <w:szCs w:val="20"/>
-                <w:lang w:eastAsia="zh-CN"/>
-              </w:rPr>
-              <w:t>3</w:t>
-            </w:r>
-          </w:p>
-        </w:tc>
-        <w:tc>
-          <w:tcPr>
-            <w:tcW w:w="5844" w:type="dxa"/>
-            <w:tcMar>
-              <w:top w:w="100" w:type="dxa"/>
-              <w:left w:w="160" w:type="dxa"/>
-              <w:bottom w:w="100" w:type="dxa"/>
-              <w:right w:w="160" w:type="dxa"/>
-            </w:tcMar>
-          </w:tcPr>
-          <w:p>
-            <w:pPr>
-              <w:rPr>
-                <w:sz w:val="20"/>
-                <w:szCs w:val="20"/>
-              </w:rPr>
-            </w:pPr>
-            <w:r>
-              <w:rPr>
-                <w:rFonts w:eastAsia="Arial"/>
-                <w:sz w:val="20"/>
-                <w:szCs w:val="20"/>
-              </w:rPr>
-              <w:t xml:space="preserve">Local Nominee Director Service </w:t>
-            </w:r>
-            <w:r>
-              <w:rPr>
-                <w:rFonts w:eastAsiaTheme="minorEastAsia" w:hint="eastAsia"/>
-                <w:sz w:val="20"/>
-                <w:szCs w:val="20"/>
-                <w:lang w:eastAsia="zh-CN"/>
-              </w:rPr>
-              <w:t xml:space="preserve">- </w:t>
-            </w:r>
-            <w:r>
-              <w:rPr>
-                <w:rFonts w:eastAsia="Arial"/>
-                <w:sz w:val="20"/>
-                <w:szCs w:val="20"/>
-              </w:rPr>
-              <w:t>Yearly</w:t>
-            </w:r>
-            <w:r>
-              <w:rPr>
-                <w:rFonts w:eastAsiaTheme="minorEastAsia" w:hint="eastAsia"/>
-                <w:sz w:val="20"/>
-                <w:szCs w:val="20"/>
-                <w:lang w:eastAsia="zh-CN"/>
-              </w:rPr>
-              <w:t xml:space="preserve"> </w:t>
-            </w:r>
-          </w:p>
-        </w:tc>
-        <w:tc>
-          <w:tcPr>
-            <w:tcW w:w="2977" w:type="dxa"/>
-            <w:tcMar>
-              <w:top w:w="100" w:type="dxa"/>
-              <w:left w:w="120" w:type="dxa"/>
-              <w:bottom w:w="100" w:type="dxa"/>
-              <w:right w:w="120" w:type="dxa"/>
-            </w:tcMar>
-          </w:tcPr>
-          <w:p>
-            <w:pPr>
-              <w:rPr>
-                <w:sz w:val="20"/>
-                <w:szCs w:val="20"/>
-              </w:rPr>
-            </w:pPr>
-            <w:r>
-              <w:rPr>
-                <w:sz w:val="20"/>
-                <w:szCs w:val="20"/>
-              </w:rPr>
-              <w:t>3,000.00</w:t>
             </w:r>
           </w:p>
         </w:tc>

--- a/template/Tassure_Proposal_EN.docx
+++ b/template/Tassure_Proposal_EN.docx
@@ -4479,6 +4479,117 @@
                 <w:szCs w:val="20"/>
               </w:rPr>
               <w:t>700.00/year</w:t>
+            </w:r>
+          </w:p>
+        </w:tc>
+      </w:tr>
+      <w:tr>
+        <w:trPr>
+          <w:trHeight w:val="227"/>
+        </w:trPr>
+        <w:tc>
+          <w:tcPr>
+            <w:tcW w:w="530" w:type="dxa"/>
+            <w:vMerge w:val="restart"/>
+            <w:vAlign w:val="center"/>
+          </w:tcPr>
+          <w:p>
+            <w:pPr>
+              <w:jc w:val="center"/>
+              <w:rPr>
+                <w:rFonts w:eastAsiaTheme="minorEastAsia"/>
+                <w:sz w:val="20"/>
+                <w:szCs w:val="20"/>
+                <w:lang w:eastAsia="zh-CN"/>
+              </w:rPr>
+            </w:pPr>
+            <w:r>
+              <w:rPr>
+                <w:rFonts w:eastAsiaTheme="minorEastAsia" w:hint="eastAsia"/>
+                <w:sz w:val="20"/>
+                <w:szCs w:val="20"/>
+                <w:lang w:eastAsia="zh-CN"/>
+              </w:rPr>
+              <w:t>3</w:t>
+            </w:r>
+          </w:p>
+        </w:tc>
+        <w:tc>
+          <w:tcPr>
+            <w:tcW w:w="5844" w:type="dxa"/>
+            <w:tcMar>
+              <w:top w:w="100" w:type="dxa"/>
+              <w:left w:w="160" w:type="dxa"/>
+              <w:bottom w:w="100" w:type="dxa"/>
+              <w:right w:w="160" w:type="dxa"/>
+            </w:tcMar>
+          </w:tcPr>
+          <w:p>
+            <w:pPr>
+              <w:rPr>
+                <w:sz w:val="20"/>
+                <w:szCs w:val="20"/>
+              </w:rPr>
+            </w:pPr>
+            <w:r>
+              <w:rPr>
+                <w:rFonts w:eastAsia="Arial"/>
+                <w:sz w:val="20"/>
+                <w:szCs w:val="20"/>
+              </w:rPr>
+              <w:t xml:space="preserve">Local Nominee Director Service </w:t>
+            </w:r>
+            <w:r>
+              <w:rPr>
+                <w:rFonts w:eastAsiaTheme="minorEastAsia" w:hint="eastAsia"/>
+                <w:sz w:val="20"/>
+                <w:szCs w:val="20"/>
+                <w:lang w:eastAsia="zh-CN"/>
+              </w:rPr>
+              <w:t xml:space="preserve">- </w:t>
+            </w:r>
+            <w:r>
+              <w:rPr>
+                <w:rFonts w:eastAsia="Arial"/>
+                <w:sz w:val="20"/>
+                <w:szCs w:val="20"/>
+              </w:rPr>
+              <w:t>Yearly</w:t>
+            </w:r>
+            <w:r>
+              <w:rPr>
+                <w:rFonts w:eastAsiaTheme="minorEastAsia" w:hint="eastAsia"/>
+                <w:sz w:val="20"/>
+                <w:szCs w:val="20"/>
+                <w:lang w:eastAsia="zh-CN"/>
+              </w:rPr>
+              <w:t xml:space="preserve"> </w:t>
+            </w:r>
+          </w:p>
+        </w:tc>
+        <w:tc>
+          <w:tcPr>
+            <w:tcW w:w="2977" w:type="dxa"/>
+            <w:tcMar>
+              <w:top w:w="100" w:type="dxa"/>
+              <w:left w:w="120" w:type="dxa"/>
+              <w:bottom w:w="100" w:type="dxa"/>
+              <w:right w:w="120" w:type="dxa"/>
+            </w:tcMar>
+          </w:tcPr>
+          <w:p>
+            <w:pPr>
+              <w:rPr>
+                <w:sz w:val="20"/>
+                <w:szCs w:val="20"/>
+              </w:rPr>
+            </w:pPr>
+            <w:r>
+              <w:rPr>
+                <w:sz w:val="20"/>
+                <w:szCs w:val="20"/>
+              </w:rPr>
+              <w:t>3,000.00</w:t>
             </w:r>
           </w:p>
         </w:tc>

--- a/template/Tassure_Proposal_EN.docx
+++ b/template/Tassure_Proposal_EN.docx
@@ -2403,6 +2403,7 @@
             <w:shd w:val="clear" w:color="auto" w:fill="BFBFBF" w:themeFill="background1" w:themeFillShade="BF"/>
           </w:tcPr>
           <w:p>
+            <w:bookmarkStart w:id="1" w:name="TASSURE_TABLE_MAIN"/>
             <w:pPr>
               <w:jc w:val="center"/>
               <w:rPr>
@@ -2420,6 +2421,7 @@
               </w:rPr>
               <w:t>No.</w:t>
             </w:r>
+            <w:bookmarkEnd w:id="1"/>
           </w:p>
         </w:tc>
         <w:tc>
@@ -2511,6 +2513,7 @@
             <w:tcW w:w="530" w:type="dxa"/>
           </w:tcPr>
           <w:p>
+            <w:bookmarkStart w:id="2" w:name="TASSURE_ROW_MAIN_INCORP"/>
             <w:pPr>
               <w:jc w:val="center"/>
               <w:rPr>
@@ -2529,6 +2532,7 @@
               </w:rPr>
               <w:t>1</w:t>
             </w:r>
+            <w:bookmarkEnd w:id="2"/>
           </w:p>
         </w:tc>
         <w:tc>
@@ -2606,6 +2610,7 @@
             <w:tcW w:w="530" w:type="dxa"/>
           </w:tcPr>
           <w:p>
+            <w:bookmarkStart w:id="3" w:name="TASSURE_ROW_MAIN_SEC"/>
             <w:pPr>
               <w:jc w:val="center"/>
               <w:rPr>
@@ -2624,6 +2629,7 @@
               </w:rPr>
               <w:t>2</w:t>
             </w:r>
+            <w:bookmarkEnd w:id="3"/>
           </w:p>
         </w:tc>
         <w:tc>
@@ -2725,6 +2731,7 @@
             <w:tcW w:w="530" w:type="dxa"/>
           </w:tcPr>
           <w:p>
+            <w:bookmarkStart w:id="4" w:name="TASSURE_ROW_MAIN_BANK"/>
             <w:pPr>
               <w:jc w:val="center"/>
               <w:rPr>
@@ -2743,6 +2750,7 @@
               </w:rPr>
               <w:t>3</w:t>
             </w:r>
+            <w:bookmarkEnd w:id="4"/>
           </w:p>
         </w:tc>
         <w:tc>
@@ -2821,6 +2829,7 @@
             <w:tcW w:w="530" w:type="dxa"/>
           </w:tcPr>
           <w:p>
+            <w:bookmarkStart w:id="5" w:name="TASSURE_ROW_MAIN_ADDR"/>
             <w:pPr>
               <w:jc w:val="center"/>
               <w:rPr>
@@ -2839,6 +2848,7 @@
               </w:rPr>
               <w:t>4</w:t>
             </w:r>
+            <w:bookmarkEnd w:id="5"/>
           </w:p>
         </w:tc>
         <w:tc>
@@ -2942,6 +2952,7 @@
             <w:vMerge w:val="restart"/>
           </w:tcPr>
           <w:p>
+            <w:bookmarkStart w:id="6" w:name="TASSURE_ROW_MAIN_ND"/>
             <w:pPr>
               <w:jc w:val="center"/>
               <w:rPr>
@@ -2951,6 +2962,7 @@
                 <w:lang w:eastAsia="zh-CN"/>
               </w:rPr>
             </w:pPr>
+            <w:bookmarkEnd w:id="6"/>
           </w:p>
           <w:p>
             <w:pPr>
@@ -3078,6 +3090,7 @@
             <w:vMerge/>
           </w:tcPr>
           <w:p>
+            <w:bookmarkStart w:id="7" w:name="TASSURE_ROW_MAIN_ND_DEPOSIT"/>
             <w:pPr>
               <w:jc w:val="center"/>
               <w:rPr>
@@ -3087,6 +3100,7 @@
                 <w:lang w:eastAsia="zh-CN"/>
               </w:rPr>
             </w:pPr>
+            <w:bookmarkEnd w:id="7"/>
           </w:p>
         </w:tc>
         <w:tc>
@@ -3153,6 +3167,7 @@
             <w:tcW w:w="530" w:type="dxa"/>
           </w:tcPr>
           <w:p>
+            <w:bookmarkStart w:id="8" w:name="TASSURE_ROW_MAIN_EP"/>
             <w:pPr>
               <w:jc w:val="center"/>
               <w:rPr>
@@ -3171,6 +3186,7 @@
               </w:rPr>
               <w:t>6</w:t>
             </w:r>
+            <w:bookmarkEnd w:id="8"/>
           </w:p>
         </w:tc>
         <w:tc>
@@ -3247,6 +3263,7 @@
             <w:tcW w:w="530" w:type="dxa"/>
           </w:tcPr>
           <w:p>
+            <w:bookmarkStart w:id="9" w:name="TASSURE_ROW_MAIN_POST_EP"/>
             <w:pPr>
               <w:jc w:val="center"/>
               <w:rPr>
@@ -3265,6 +3282,7 @@
               </w:rPr>
               <w:t>7</w:t>
             </w:r>
+            <w:bookmarkEnd w:id="9"/>
           </w:p>
         </w:tc>
         <w:tc>
@@ -3419,6 +3437,7 @@
             <w:tcW w:w="530" w:type="dxa"/>
           </w:tcPr>
           <w:p>
+            <w:bookmarkStart w:id="10" w:name="TASSURE_ROW_MAIN_CORPPASS"/>
             <w:pPr>
               <w:jc w:val="center"/>
               <w:rPr>
@@ -3437,6 +3456,7 @@
               </w:rPr>
               <w:t>8</w:t>
             </w:r>
+            <w:bookmarkEnd w:id="10"/>
           </w:p>
         </w:tc>
         <w:tc>
@@ -3531,6 +3551,7 @@
             <w:tcW w:w="530" w:type="dxa"/>
           </w:tcPr>
           <w:p>
+            <w:bookmarkStart w:id="11" w:name="TASSURE_ROW_MAIN_PDPA"/>
             <w:pPr>
               <w:jc w:val="center"/>
               <w:rPr>
@@ -3549,6 +3570,7 @@
               </w:rPr>
               <w:t>9</w:t>
             </w:r>
+            <w:bookmarkEnd w:id="11"/>
           </w:p>
         </w:tc>
         <w:tc>
@@ -3651,6 +3673,7 @@
             <w:tcW w:w="530" w:type="dxa"/>
           </w:tcPr>
           <w:p>
+            <w:bookmarkStart w:id="12" w:name="TASSURE_ROW_MAIN_CORP_CONSULT"/>
             <w:pPr>
               <w:jc w:val="center"/>
               <w:rPr>
@@ -3669,6 +3692,7 @@
               </w:rPr>
               <w:t>10</w:t>
             </w:r>
+            <w:bookmarkEnd w:id="12"/>
           </w:p>
         </w:tc>
         <w:tc>
@@ -3759,6 +3783,7 @@
             <w:tcW w:w="530" w:type="dxa"/>
           </w:tcPr>
           <w:p>
+            <w:bookmarkStart w:id="13" w:name="TASSURE_ROW_MAIN_CERT"/>
             <w:pPr>
               <w:jc w:val="center"/>
             </w:pPr>
@@ -3769,6 +3794,7 @@
               </w:rPr>
               <w:t>11</w:t>
             </w:r>
+            <w:bookmarkEnd w:id="13"/>
           </w:p>
         </w:tc>
         <w:tc>
@@ -3818,6 +3844,7 @@
             <w:tcW w:w="530" w:type="dxa"/>
           </w:tcPr>
           <w:p>
+            <w:bookmarkStart w:id="14" w:name="TASSURE_ROW_MAIN_DP_MAIN"/>
             <w:pPr>
               <w:jc w:val="center"/>
             </w:pPr>
@@ -3828,6 +3855,7 @@
               </w:rPr>
               <w:t>12</w:t>
             </w:r>
+            <w:bookmarkEnd w:id="14"/>
           </w:p>
         </w:tc>
         <w:tc>
@@ -3877,6 +3905,7 @@
             <w:tcW w:w="530" w:type="dxa"/>
           </w:tcPr>
           <w:p>
+            <w:bookmarkStart w:id="15" w:name="TASSURE_ROW_MAIN_LOC_MAIN"/>
             <w:pPr>
               <w:jc w:val="center"/>
             </w:pPr>
@@ -3887,6 +3916,7 @@
               </w:rPr>
               <w:t>13</w:t>
             </w:r>
+            <w:bookmarkEnd w:id="15"/>
           </w:p>
         </w:tc>
         <w:tc>
@@ -4142,6 +4172,7 @@
             <w:shd w:val="clear" w:color="auto" w:fill="BFBFBF" w:themeFill="background1" w:themeFillShade="BF"/>
           </w:tcPr>
           <w:p>
+            <w:bookmarkStart w:id="16" w:name="TASSURE_TABLE_OPT"/>
             <w:pPr>
               <w:jc w:val="center"/>
               <w:rPr>
@@ -4159,6 +4190,7 @@
               </w:rPr>
               <w:t>No.</w:t>
             </w:r>
+            <w:bookmarkEnd w:id="16"/>
           </w:p>
         </w:tc>
         <w:tc>
@@ -4251,6 +4283,7 @@
             <w:tcW w:w="530" w:type="dxa"/>
           </w:tcPr>
           <w:p>
+            <w:bookmarkStart w:id="17" w:name="TASSURE_ROW_OPT_ACCOUNTS"/>
             <w:pPr>
               <w:jc w:val="center"/>
               <w:rPr>
@@ -4269,6 +4302,7 @@
               </w:rPr>
               <w:t>1</w:t>
             </w:r>
+            <w:bookmarkEnd w:id="17"/>
           </w:p>
         </w:tc>
         <w:tc>
@@ -4380,6 +4414,7 @@
             <w:tcW w:w="530" w:type="dxa"/>
           </w:tcPr>
           <w:p>
+            <w:bookmarkStart w:id="18" w:name="TASSURE_ROW_OPT_SECRETARIAL"/>
             <w:pPr>
               <w:jc w:val="center"/>
               <w:rPr>
@@ -4399,6 +4434,7 @@
               <w:lastRenderedPageBreak/>
               <w:t>2</w:t>
             </w:r>
+            <w:bookmarkEnd w:id="18"/>
           </w:p>
         </w:tc>
         <w:tc>
@@ -4494,6 +4530,7 @@
             <w:vAlign w:val="center"/>
           </w:tcPr>
           <w:p>
+            <w:bookmarkStart w:id="19" w:name="TASSURE_ROW_OPT_ND"/>
             <w:pPr>
               <w:jc w:val="center"/>
               <w:rPr>
@@ -4512,6 +4549,7 @@
               </w:rPr>
               <w:t>3</w:t>
             </w:r>
+            <w:bookmarkEnd w:id="19"/>
           </w:p>
         </w:tc>
         <w:tc>
@@ -4604,6 +4642,7 @@
             <w:vMerge/>
           </w:tcPr>
           <w:p>
+            <w:bookmarkStart w:id="20" w:name="TASSURE_ROW_OPT_ND_DEPOSIT"/>
             <w:pPr>
               <w:jc w:val="center"/>
               <w:rPr>
@@ -4613,6 +4652,7 @@
                 <w:lang w:eastAsia="zh-CN"/>
               </w:rPr>
             </w:pPr>
+            <w:bookmarkEnd w:id="20"/>
           </w:p>
         </w:tc>
         <w:tc>
@@ -4682,6 +4722,7 @@
             <w:tcW w:w="530" w:type="dxa"/>
           </w:tcPr>
           <w:p>
+            <w:bookmarkStart w:id="21" w:name="TASSURE_ROW_OPT_ADDRESS"/>
             <w:pPr>
               <w:jc w:val="center"/>
               <w:rPr>
@@ -4700,6 +4741,7 @@
               </w:rPr>
               <w:t>4</w:t>
             </w:r>
+            <w:bookmarkEnd w:id="21"/>
           </w:p>
         </w:tc>
         <w:tc>
@@ -4808,6 +4850,7 @@
             <w:tcW w:w="530" w:type="dxa"/>
           </w:tcPr>
           <w:p>
+            <w:bookmarkStart w:id="22" w:name="TASSURE_ROW_OPT_AR_GOV"/>
             <w:pPr>
               <w:jc w:val="center"/>
               <w:rPr>
@@ -4826,6 +4869,7 @@
               </w:rPr>
               <w:t>5</w:t>
             </w:r>
+            <w:bookmarkEnd w:id="22"/>
           </w:p>
         </w:tc>
         <w:tc>
@@ -4892,6 +4936,7 @@
             <w:tcW w:w="530" w:type="dxa"/>
           </w:tcPr>
           <w:p>
+            <w:bookmarkStart w:id="23" w:name="TASSURE_ROW_OPT_UFS"/>
             <w:pPr>
               <w:jc w:val="center"/>
               <w:rPr>
@@ -4910,6 +4955,7 @@
               </w:rPr>
               <w:t>6</w:t>
             </w:r>
+            <w:bookmarkEnd w:id="23"/>
           </w:p>
         </w:tc>
         <w:tc>
@@ -4994,6 +5040,7 @@
             <w:tcW w:w="530" w:type="dxa"/>
           </w:tcPr>
           <w:p>
+            <w:bookmarkStart w:id="24" w:name="TASSURE_ROW_OPT_CORPTAX"/>
             <w:pPr>
               <w:jc w:val="center"/>
               <w:rPr>
@@ -5012,6 +5059,7 @@
               </w:rPr>
               <w:t>7</w:t>
             </w:r>
+            <w:bookmarkEnd w:id="24"/>
           </w:p>
         </w:tc>
         <w:tc>
@@ -5078,6 +5126,7 @@
             <w:tcW w:w="530" w:type="dxa"/>
           </w:tcPr>
           <w:p>
+            <w:bookmarkStart w:id="25" w:name="TASSURE_ROW_OPT_PERSONALTAX"/>
             <w:pPr>
               <w:jc w:val="center"/>
               <w:rPr>
@@ -5096,6 +5145,7 @@
               </w:rPr>
               <w:t>8</w:t>
             </w:r>
+            <w:bookmarkEnd w:id="25"/>
           </w:p>
         </w:tc>
         <w:tc>
@@ -5182,6 +5232,7 @@
             <w:tcW w:w="530" w:type="dxa"/>
           </w:tcPr>
           <w:p>
+            <w:bookmarkStart w:id="26" w:name="TASSURE_ROW_OPT_PAYROLL"/>
             <w:pPr>
               <w:jc w:val="center"/>
               <w:rPr>
@@ -5200,6 +5251,7 @@
               </w:rPr>
               <w:t>9</w:t>
             </w:r>
+            <w:bookmarkEnd w:id="26"/>
           </w:p>
         </w:tc>
         <w:tc>
@@ -5342,6 +5394,7 @@
             <w:tcW w:w="530" w:type="dxa"/>
           </w:tcPr>
           <w:p>
+            <w:bookmarkStart w:id="27" w:name="TASSURE_ROW_OPT_XBRL"/>
             <w:pPr>
               <w:jc w:val="center"/>
               <w:rPr>
@@ -5360,6 +5413,7 @@
               </w:rPr>
               <w:t>10</w:t>
             </w:r>
+            <w:bookmarkEnd w:id="27"/>
           </w:p>
         </w:tc>
         <w:tc>
@@ -5420,6 +5474,7 @@
             <w:tcW w:w="530" w:type="dxa"/>
           </w:tcPr>
           <w:p>
+            <w:bookmarkStart w:id="28" w:name="TASSURE_ROW_OPT_AUDIT"/>
             <w:pPr>
               <w:jc w:val="center"/>
               <w:rPr>
@@ -5438,6 +5493,7 @@
               </w:rPr>
               <w:t>11</w:t>
             </w:r>
+            <w:bookmarkEnd w:id="28"/>
           </w:p>
         </w:tc>
         <w:tc>
@@ -5498,6 +5554,7 @@
             <w:tcW w:w="530" w:type="dxa"/>
           </w:tcPr>
           <w:p>
+            <w:bookmarkStart w:id="29" w:name="TASSURE_ROW_OPT_AIS_EN"/>
             <w:pPr>
               <w:jc w:val="center"/>
               <w:rPr>
@@ -5516,6 +5573,7 @@
               </w:rPr>
               <w:t>12</w:t>
             </w:r>
+            <w:bookmarkEnd w:id="29"/>
           </w:p>
         </w:tc>
         <w:tc>
@@ -5748,6 +5806,7 @@
             <w:shd w:val="clear" w:color="auto" w:fill="BFBFBF" w:themeFill="background1" w:themeFillShade="BF"/>
           </w:tcPr>
           <w:p>
+            <w:bookmarkStart w:id="30" w:name="TASSURE_TABLE_EP"/>
             <w:pPr>
               <w:jc w:val="center"/>
               <w:rPr>
@@ -5765,6 +5824,7 @@
               </w:rPr>
               <w:t>No.</w:t>
             </w:r>
+            <w:bookmarkEnd w:id="30"/>
           </w:p>
         </w:tc>
         <w:tc>
@@ -5854,6 +5914,7 @@
             <w:tcW w:w="530" w:type="dxa"/>
           </w:tcPr>
           <w:p>
+            <w:bookmarkStart w:id="31" w:name="TASSURE_ROW_EP_RENEW"/>
             <w:pPr>
               <w:jc w:val="center"/>
               <w:rPr>
@@ -5872,6 +5933,7 @@
               </w:rPr>
               <w:t>1</w:t>
             </w:r>
+            <w:bookmarkEnd w:id="31"/>
           </w:p>
         </w:tc>
         <w:tc>
@@ -5942,6 +6004,7 @@
             <w:tcW w:w="530" w:type="dxa"/>
           </w:tcPr>
           <w:p>
+            <w:bookmarkStart w:id="32" w:name="TASSURE_ROW_EP_DP"/>
             <w:pPr>
               <w:jc w:val="center"/>
               <w:rPr>
@@ -5960,6 +6023,7 @@
               </w:rPr>
               <w:t>2</w:t>
             </w:r>
+            <w:bookmarkEnd w:id="32"/>
           </w:p>
         </w:tc>
         <w:tc>
@@ -6039,6 +6103,7 @@
             <w:tcW w:w="530" w:type="dxa"/>
           </w:tcPr>
           <w:p>
+            <w:bookmarkStart w:id="33" w:name="TASSURE_ROW_EP_DP_RENEW"/>
             <w:pPr>
               <w:jc w:val="center"/>
             </w:pPr>
@@ -6049,6 +6114,7 @@
               </w:rPr>
               <w:t>3</w:t>
             </w:r>
+            <w:bookmarkEnd w:id="33"/>
           </w:p>
         </w:tc>
         <w:tc>
@@ -6125,6 +6191,7 @@
             <w:tcW w:w="530" w:type="dxa"/>
           </w:tcPr>
           <w:p>
+            <w:bookmarkStart w:id="34" w:name="TASSURE_ROW_EP_LOC"/>
             <w:pPr>
               <w:jc w:val="center"/>
               <w:rPr>
@@ -6144,6 +6211,7 @@
               <w:lastRenderedPageBreak/>
               <w:t>4</w:t>
             </w:r>
+            <w:bookmarkEnd w:id="34"/>
           </w:p>
         </w:tc>
         <w:tc>
@@ -6214,6 +6282,7 @@
             <w:tcW w:w="530" w:type="dxa"/>
           </w:tcPr>
           <w:p>
+            <w:bookmarkStart w:id="35" w:name="TASSURE_ROW_EP_SDL"/>
             <w:pPr>
               <w:jc w:val="center"/>
               <w:rPr>
@@ -6232,6 +6301,7 @@
               </w:rPr>
               <w:t>5</w:t>
             </w:r>
+            <w:bookmarkEnd w:id="35"/>
           </w:p>
         </w:tc>
         <w:tc>
@@ -7040,6 +7110,7 @@
             </w:tcMar>
           </w:tcPr>
           <w:p>
+            <w:bookmarkStart w:id="36" w:name="TASSURE_TABLE_CHANGES"/>
             <w:pPr>
               <w:jc w:val="center"/>
               <w:rPr>
@@ -7058,6 +7129,7 @@
               </w:rPr>
               <w:t>Corporate Secretarial Services</w:t>
             </w:r>
+            <w:bookmarkEnd w:id="36"/>
           </w:p>
         </w:tc>
       </w:tr>
@@ -7298,6 +7370,7 @@
             <w:vAlign w:val="center"/>
           </w:tcPr>
           <w:p>
+            <w:bookmarkStart w:id="37" w:name="TASSURE_ROW_CC_R2"/>
             <w:pPr>
               <w:jc w:val="center"/>
             </w:pPr>
@@ -7311,6 +7384,7 @@
               </w:rPr>
               <w:t>1</w:t>
             </w:r>
+            <w:bookmarkEnd w:id="37"/>
           </w:p>
         </w:tc>
         <w:tc>
@@ -7501,7 +7575,10 @@
               <w:right w:val="single" w:sz="4" w:space="0" w:color="888888"/>
             </w:tcBorders>
           </w:tcPr>
-          <w:p/>
+          <w:p>
+            <w:bookmarkStart w:id="38" w:name="TASSURE_ROW_CC_R3"/>
+            <w:bookmarkEnd w:id="38"/>
+          </w:p>
         </w:tc>
         <w:tc>
           <w:tcPr>
@@ -7652,7 +7729,10 @@
               <w:right w:val="single" w:sz="4" w:space="0" w:color="888888"/>
             </w:tcBorders>
           </w:tcPr>
-          <w:p/>
+          <w:p>
+            <w:bookmarkStart w:id="39" w:name="TASSURE_ROW_CC_R4"/>
+            <w:bookmarkEnd w:id="39"/>
+          </w:p>
         </w:tc>
         <w:tc>
           <w:tcPr>
@@ -7803,7 +7883,10 @@
               <w:right w:val="single" w:sz="4" w:space="0" w:color="888888"/>
             </w:tcBorders>
           </w:tcPr>
-          <w:p/>
+          <w:p>
+            <w:bookmarkStart w:id="40" w:name="TASSURE_ROW_CC_R5"/>
+            <w:bookmarkEnd w:id="40"/>
+          </w:p>
         </w:tc>
         <w:tc>
           <w:tcPr>
@@ -7954,7 +8037,10 @@
               <w:right w:val="single" w:sz="4" w:space="0" w:color="888888"/>
             </w:tcBorders>
           </w:tcPr>
-          <w:p/>
+          <w:p>
+            <w:bookmarkStart w:id="41" w:name="TASSURE_ROW_CC_R6"/>
+            <w:bookmarkEnd w:id="41"/>
+          </w:p>
         </w:tc>
         <w:tc>
           <w:tcPr>
@@ -8105,7 +8191,10 @@
               <w:right w:val="single" w:sz="4" w:space="0" w:color="888888"/>
             </w:tcBorders>
           </w:tcPr>
-          <w:p/>
+          <w:p>
+            <w:bookmarkStart w:id="42" w:name="TASSURE_ROW_CC_R7"/>
+            <w:bookmarkEnd w:id="42"/>
+          </w:p>
         </w:tc>
         <w:tc>
           <w:tcPr>
@@ -8257,9 +8346,11 @@
             </w:tcBorders>
           </w:tcPr>
           <w:p>
+            <w:bookmarkStart w:id="43" w:name="TASSURE_ROW_CC_R8"/>
             <w:pPr>
               <w:jc w:val="center"/>
             </w:pPr>
+            <w:bookmarkEnd w:id="43"/>
           </w:p>
         </w:tc>
         <w:tc>
@@ -8410,9 +8501,11 @@
             </w:tcBorders>
           </w:tcPr>
           <w:p>
+            <w:bookmarkStart w:id="44" w:name="TASSURE_ROW_CC_R9"/>
             <w:pPr>
               <w:jc w:val="center"/>
             </w:pPr>
+            <w:bookmarkEnd w:id="44"/>
           </w:p>
         </w:tc>
         <w:tc>
@@ -8563,9 +8656,11 @@
             </w:tcBorders>
           </w:tcPr>
           <w:p>
+            <w:bookmarkStart w:id="45" w:name="TASSURE_ROW_CC_R10"/>
             <w:pPr>
               <w:jc w:val="center"/>
             </w:pPr>
+            <w:bookmarkEnd w:id="45"/>
           </w:p>
         </w:tc>
         <w:tc>
@@ -8724,6 +8819,7 @@
             <w:vAlign w:val="center"/>
           </w:tcPr>
           <w:p>
+            <w:bookmarkStart w:id="46" w:name="TASSURE_ROW_CC_R11"/>
             <w:pPr>
               <w:jc w:val="center"/>
             </w:pPr>
@@ -8737,6 +8833,7 @@
               </w:rPr>
               <w:t>2</w:t>
             </w:r>
+            <w:bookmarkEnd w:id="46"/>
           </w:p>
         </w:tc>
         <w:tc>
@@ -8926,9 +9023,11 @@
             </w:tcBorders>
           </w:tcPr>
           <w:p>
+            <w:bookmarkStart w:id="47" w:name="TASSURE_ROW_CC_R12"/>
             <w:pPr>
               <w:jc w:val="center"/>
             </w:pPr>
+            <w:bookmarkEnd w:id="47"/>
           </w:p>
         </w:tc>
         <w:tc>
@@ -9078,9 +9177,11 @@
             </w:tcBorders>
           </w:tcPr>
           <w:p>
+            <w:bookmarkStart w:id="48" w:name="TASSURE_ROW_CC_R13"/>
             <w:pPr>
               <w:jc w:val="center"/>
             </w:pPr>
+            <w:bookmarkEnd w:id="48"/>
           </w:p>
         </w:tc>
         <w:tc>
@@ -9230,9 +9331,11 @@
             </w:tcBorders>
           </w:tcPr>
           <w:p>
+            <w:bookmarkStart w:id="49" w:name="TASSURE_ROW_CC_R14"/>
             <w:pPr>
               <w:jc w:val="center"/>
             </w:pPr>
+            <w:bookmarkEnd w:id="49"/>
           </w:p>
         </w:tc>
         <w:tc>
@@ -9382,9 +9485,11 @@
             </w:tcBorders>
           </w:tcPr>
           <w:p>
+            <w:bookmarkStart w:id="50" w:name="TASSURE_ROW_CC_R15"/>
             <w:pPr>
               <w:jc w:val="center"/>
             </w:pPr>
+            <w:bookmarkEnd w:id="50"/>
           </w:p>
         </w:tc>
         <w:tc>
@@ -9534,9 +9639,11 @@
             </w:tcBorders>
           </w:tcPr>
           <w:p>
+            <w:bookmarkStart w:id="51" w:name="TASSURE_ROW_CC_R16"/>
             <w:pPr>
               <w:jc w:val="center"/>
             </w:pPr>
+            <w:bookmarkEnd w:id="51"/>
           </w:p>
         </w:tc>
         <w:tc>
@@ -9706,6 +9813,7 @@
             <w:vAlign w:val="center"/>
           </w:tcPr>
           <w:p>
+            <w:bookmarkStart w:id="52" w:name="TASSURE_ROW_CC_R17"/>
             <w:pPr>
               <w:jc w:val="center"/>
             </w:pPr>
@@ -9719,6 +9827,7 @@
               </w:rPr>
               <w:t>3</w:t>
             </w:r>
+            <w:bookmarkEnd w:id="52"/>
           </w:p>
         </w:tc>
         <w:tc>
@@ -9887,9 +9996,11 @@
             </w:tcBorders>
           </w:tcPr>
           <w:p>
+            <w:bookmarkStart w:id="53" w:name="TASSURE_ROW_CC_R18"/>
             <w:pPr>
               <w:jc w:val="center"/>
             </w:pPr>
+            <w:bookmarkEnd w:id="53"/>
           </w:p>
         </w:tc>
         <w:tc>
@@ -10039,9 +10150,11 @@
             </w:tcBorders>
           </w:tcPr>
           <w:p>
+            <w:bookmarkStart w:id="54" w:name="TASSURE_ROW_CC_R19"/>
             <w:pPr>
               <w:jc w:val="center"/>
             </w:pPr>
+            <w:bookmarkEnd w:id="54"/>
           </w:p>
         </w:tc>
         <w:tc>
@@ -10198,6 +10311,7 @@
             <w:vAlign w:val="center"/>
           </w:tcPr>
           <w:p>
+            <w:bookmarkStart w:id="55" w:name="TASSURE_ROW_CC_R20"/>
             <w:pPr>
               <w:jc w:val="center"/>
             </w:pPr>
@@ -10211,6 +10325,7 @@
               </w:rPr>
               <w:t>4</w:t>
             </w:r>
+            <w:bookmarkEnd w:id="55"/>
           </w:p>
         </w:tc>
         <w:tc>
@@ -10396,6 +10511,7 @@
             <w:vAlign w:val="center"/>
           </w:tcPr>
           <w:p>
+            <w:bookmarkStart w:id="56" w:name="TASSURE_ROW_CC_R21"/>
             <w:pPr>
               <w:jc w:val="center"/>
             </w:pPr>
@@ -10410,6 +10526,7 @@
               <w:lastRenderedPageBreak/>
               <w:t>5</w:t>
             </w:r>
+            <w:bookmarkEnd w:id="56"/>
           </w:p>
         </w:tc>
         <w:tc>
@@ -10614,6 +10731,7 @@
             <w:vAlign w:val="center"/>
           </w:tcPr>
           <w:p>
+            <w:bookmarkStart w:id="57" w:name="TASSURE_ROW_CC_R22"/>
             <w:pPr>
               <w:jc w:val="center"/>
               <w:rPr>
@@ -10632,6 +10750,7 @@
               </w:rPr>
               <w:t>6</w:t>
             </w:r>
+            <w:bookmarkEnd w:id="57"/>
           </w:p>
         </w:tc>
         <w:tc>
@@ -10801,9 +10920,11 @@
             </w:tcBorders>
           </w:tcPr>
           <w:p>
+            <w:bookmarkStart w:id="58" w:name="TASSURE_ROW_CC_R23"/>
             <w:pPr>
               <w:jc w:val="center"/>
             </w:pPr>
+            <w:bookmarkEnd w:id="58"/>
           </w:p>
         </w:tc>
         <w:tc>
@@ -10962,6 +11083,7 @@
             <w:vAlign w:val="center"/>
           </w:tcPr>
           <w:p>
+            <w:bookmarkStart w:id="59" w:name="TASSURE_ROW_CC_R24"/>
             <w:pPr>
               <w:jc w:val="center"/>
               <w:rPr>
@@ -10984,6 +11106,7 @@
               </w:rPr>
               <w:t>7</w:t>
             </w:r>
+            <w:bookmarkEnd w:id="59"/>
           </w:p>
         </w:tc>
         <w:tc>
@@ -11156,6 +11279,7 @@
             <w:vAlign w:val="center"/>
           </w:tcPr>
           <w:p>
+            <w:bookmarkStart w:id="60" w:name="TASSURE_ROW_CC_R25"/>
             <w:pPr>
               <w:jc w:val="center"/>
               <w:rPr>
@@ -11167,6 +11291,7 @@
                 <w:lang w:eastAsia="zh-CN"/>
               </w:rPr>
             </w:pPr>
+            <w:bookmarkEnd w:id="60"/>
           </w:p>
         </w:tc>
         <w:tc>
@@ -11327,6 +11452,7 @@
             <w:vAlign w:val="center"/>
           </w:tcPr>
           <w:p>
+            <w:bookmarkStart w:id="61" w:name="TASSURE_ROW_CC_R26"/>
             <w:pPr>
               <w:jc w:val="center"/>
               <w:rPr>
@@ -11349,6 +11475,7 @@
               </w:rPr>
               <w:t>8</w:t>
             </w:r>
+            <w:bookmarkEnd w:id="61"/>
           </w:p>
         </w:tc>
         <w:tc>
@@ -11541,6 +11668,7 @@
             <w:vAlign w:val="center"/>
           </w:tcPr>
           <w:p>
+            <w:bookmarkStart w:id="62" w:name="TASSURE_ROW_CC_R27"/>
             <w:pPr>
               <w:jc w:val="center"/>
               <w:rPr>
@@ -11563,6 +11691,7 @@
               </w:rPr>
               <w:t>9</w:t>
             </w:r>
+            <w:bookmarkEnd w:id="62"/>
           </w:p>
         </w:tc>
         <w:tc>
@@ -11735,9 +11864,11 @@
             </w:tcBorders>
           </w:tcPr>
           <w:p>
+            <w:bookmarkStart w:id="63" w:name="TASSURE_ROW_CC_R28"/>
             <w:pPr>
               <w:jc w:val="center"/>
             </w:pPr>
+            <w:bookmarkEnd w:id="63"/>
           </w:p>
         </w:tc>
         <w:tc>
@@ -11901,9 +12032,11 @@
             </w:tcBorders>
           </w:tcPr>
           <w:p>
+            <w:bookmarkStart w:id="64" w:name="TASSURE_ROW_CC_R29"/>
             <w:pPr>
               <w:jc w:val="center"/>
             </w:pPr>
+            <w:bookmarkEnd w:id="64"/>
           </w:p>
         </w:tc>
         <w:tc>
@@ -12066,9 +12199,11 @@
             </w:tcBorders>
           </w:tcPr>
           <w:p>
+            <w:bookmarkStart w:id="65" w:name="TASSURE_ROW_CC_R30"/>
             <w:pPr>
               <w:jc w:val="center"/>
             </w:pPr>
+            <w:bookmarkEnd w:id="65"/>
           </w:p>
         </w:tc>
         <w:tc>
